--- a/Design/acrme_technical_design_document.docx
+++ b/Design/acrme_technical_design_document.docx
@@ -795,29 +795,45 @@
           <w:bCs/>
           <w:b/>
         </w:rPr>
-        <w:t xml:space="preserve">Switzerland North</w:t>
-      </w:r>
-      <w:r>
-        <w:t xml:space="preserve"> </w:t>
-      </w:r>
-      <w:r>
-        <w:t xml:space="preserve">as the EU cross-geo DR extension region (REG-002) — pre-configured but</w:t>
-      </w:r>
-      <w:r>
-        <w:t xml:space="preserve"> </w:t>
-      </w:r>
-      <w:r>
-        <w:rPr>
-          <w:bCs/>
-          <w:b/>
-        </w:rPr>
-        <w:t xml:space="preserve">conditional and currently inactive</w:t>
-      </w:r>
-      <w:r>
-        <w:t xml:space="preserve"> </w:t>
-      </w:r>
-      <w:r>
-        <w:t xml:space="preserve">for the Middle East, whose current legal position is</w:t>
+        <w:t xml:space="preserve">weighted cross-geo DR for the Middle East</w:t>
+      </w:r>
+      <w:r>
+        <w:t xml:space="preserve"> </w:t>
+      </w:r>
+      <w:r>
+        <w:t xml:space="preserve">—</w:t>
+      </w:r>
+      <w:r>
+        <w:t xml:space="preserve"> </w:t>
+      </w:r>
+      <w:r>
+        <w:rPr>
+          <w:bCs/>
+          <w:b/>
+        </w:rPr>
+        <w:t xml:space="preserve">[Amended v2.4]</w:t>
+      </w:r>
+      <w:r>
+        <w:t xml:space="preserve"> </w:t>
+      </w:r>
+      <w:r>
+        <w:t xml:space="preserve">Middle East Prod+CVAL co-locate in a weighted-selected Middle East Standard region and DR is placed cross-geo in a weighted-selected</w:t>
+      </w:r>
+      <w:r>
+        <w:t xml:space="preserve"> </w:t>
+      </w:r>
+      <w:r>
+        <w:rPr>
+          <w:bCs/>
+          <w:b/>
+        </w:rPr>
+        <w:t xml:space="preserve">Europe</w:t>
+      </w:r>
+      <w:r>
+        <w:t xml:space="preserve"> </w:t>
+      </w:r>
+      <w:r>
+        <w:t xml:space="preserve">Standard region (Switzerland North remains the default example, not a fixed region), both selections using the weighted capacity model (REG-002, DR-020, ADR-005); this supersedes the former</w:t>
       </w:r>
       <w:r>
         <w:t xml:space="preserve"> </w:t>
@@ -832,7 +848,20 @@
         <w:t xml:space="preserve"> </w:t>
       </w:r>
       <w:r>
-        <w:t xml:space="preserve">pending DEC-001 (see Section 2.2 constraints);</w:t>
+        <w:t xml:space="preserve">Middle East position (DEC-001</w:t>
+      </w:r>
+      <w:r>
+        <w:t xml:space="preserve"> </w:t>
+      </w:r>
+      <w:r>
+        <w:rPr>
+          <w:bCs/>
+          <w:b/>
+        </w:rPr>
+        <w:t xml:space="preserve">RESOLVED</w:t>
+      </w:r>
+      <w:r>
+        <w:t xml:space="preserve">);</w:t>
       </w:r>
       <w:r>
         <w:t xml:space="preserve"> </w:t>
@@ -1078,7 +1107,7 @@
         <w:t xml:space="preserve">two-region geographies</w:t>
       </w:r>
       <w:r>
-        <w:t xml:space="preserve">. In every two-region geography,</w:t>
+        <w:t xml:space="preserve">. In the EU, Australia and Asia Pacific two-region geographies,</w:t>
       </w:r>
       <w:r>
         <w:t xml:space="preserve"> </w:t>
@@ -1104,22 +1133,52 @@
         <w:t xml:space="preserve">PLC-010a</w:t>
       </w:r>
       <w:r>
-        <w:t xml:space="preserve">), except the Middle East where DR is</w:t>
-      </w:r>
-      <w:r>
-        <w:t xml:space="preserve"> </w:t>
-      </w:r>
-      <w:r>
-        <w:rPr>
-          <w:rStyle w:val="VerbatimChar"/>
-        </w:rPr>
-        <w:t xml:space="preserve">DR_NOT_OFFERED</w:t>
-      </w:r>
-      <w:r>
-        <w:t xml:space="preserve"> </w:t>
-      </w:r>
-      <w:r>
-        <w:t xml:space="preserve">(DEC-001) so its second region hosts CVAL only. The region catalogue and</w:t>
+        <w:t xml:space="preserve">).</w:t>
+      </w:r>
+      <w:r>
+        <w:t xml:space="preserve"> </w:t>
+      </w:r>
+      <w:r>
+        <w:rPr>
+          <w:bCs/>
+          <w:b/>
+        </w:rPr>
+        <w:t xml:space="preserve">[Amended v2.4]</w:t>
+      </w:r>
+      <w:r>
+        <w:t xml:space="preserve"> </w:t>
+      </w:r>
+      <w:r>
+        <w:t xml:space="preserve">The</w:t>
+      </w:r>
+      <w:r>
+        <w:t xml:space="preserve"> </w:t>
+      </w:r>
+      <w:r>
+        <w:rPr>
+          <w:bCs/>
+          <w:b/>
+        </w:rPr>
+        <w:t xml:space="preserve">Middle East is now a cross-geo DR geography</w:t>
+      </w:r>
+      <w:r>
+        <w:t xml:space="preserve">: Prod and CVAL co-locate in a weighted-selected Middle East Standard region (separate CRGs), while</w:t>
+      </w:r>
+      <w:r>
+        <w:t xml:space="preserve"> </w:t>
+      </w:r>
+      <w:r>
+        <w:rPr>
+          <w:bCs/>
+          <w:b/>
+        </w:rPr>
+        <w:t xml:space="preserve">DR is placed cross-geo in a weighted-selected Europe Standard region</w:t>
+      </w:r>
+      <w:r>
+        <w:t xml:space="preserve"> </w:t>
+      </w:r>
+      <w:r>
+        <w:t xml:space="preserve">— both selections use the weighted capacity model (PLC-010b overrides PLC-010a for the Middle East; DR-020, REG-002/REG-003). The region catalogue and</w:t>
       </w:r>
       <w:r>
         <w:t xml:space="preserve"> </w:t>
@@ -1134,7 +1193,7 @@
         <w:t xml:space="preserve"> </w:t>
       </w:r>
       <w:r>
-        <w:t xml:space="preserve">are configuration-driven (REG-001); adding Japan East or activating Middle East DR are config changes with no code change.</w:t>
+        <w:t xml:space="preserve">are configuration-driven (REG-001); adding Japan East or changing the Europe DR destination set are config changes with no code change.</w:t>
       </w:r>
     </w:p>
     <w:p>
@@ -1907,99 +1966,105 @@
           <w:bCs/>
           <w:b/>
         </w:rPr>
-        <w:t xml:space="preserve">Middle East DR is</w:t>
-      </w:r>
-      <w:r>
-        <w:rPr>
-          <w:bCs/>
-          <w:b/>
-        </w:rPr>
-        <w:t xml:space="preserve"> </w:t>
-      </w:r>
-      <w:r>
-        <w:rPr>
-          <w:rStyle w:val="VerbatimChar"/>
-          <w:bCs/>
-          <w:b/>
-        </w:rPr>
-        <w:t xml:space="preserve">DR_NOT_OFFERED</w:t>
-      </w:r>
-      <w:r>
-        <w:rPr>
-          <w:bCs/>
-          <w:b/>
-        </w:rPr>
-        <w:t xml:space="preserve"> </w:t>
-      </w:r>
-      <w:r>
-        <w:rPr>
-          <w:bCs/>
-          <w:b/>
-        </w:rPr>
-        <w:t xml:space="preserve">(current legal position, DEC-001 pending).</w:t>
-      </w:r>
-      <w:r>
-        <w:t xml:space="preserve"> </w:t>
-      </w:r>
-      <w:r>
-        <w:t xml:space="preserve">The Middle East programme is legal-owned and serves government/medical customers under data-residency/sovereignty laws; cross-border DR cannot meet residency requirements, so</w:t>
-      </w:r>
-      <w:r>
-        <w:t xml:space="preserve"> </w:t>
-      </w:r>
-      <w:r>
-        <w:rPr>
-          <w:bCs/>
-          <w:b/>
-        </w:rPr>
-        <w:t xml:space="preserve">no DR is offered there today</w:t>
-      </w:r>
-      <w:r>
-        <w:t xml:space="preserve"> </w:t>
-      </w:r>
-      <w:r>
-        <w:t xml:space="preserve">(baseline Section 2, Section 6, DR-014, DEC-001). Middle East</w:t>
-      </w:r>
-      <w:r>
-        <w:t xml:space="preserve"> </w:t>
-      </w:r>
-      <w:r>
-        <w:rPr>
-          <w:bCs/>
-          <w:b/>
-        </w:rPr>
-        <w:t xml:space="preserve">production</w:t>
-      </w:r>
-      <w:r>
-        <w:t xml:space="preserve"> </w:t>
-      </w:r>
-      <w:r>
-        <w:t xml:space="preserve">may still be placed and governed; the placement/DR engine emits</w:t>
-      </w:r>
-      <w:r>
-        <w:t xml:space="preserve"> </w:t>
-      </w:r>
-      <w:r>
-        <w:rPr>
-          <w:rStyle w:val="VerbatimChar"/>
-        </w:rPr>
-        <w:t xml:space="preserve">dr_region = NOT_OFFERED</w:t>
-      </w:r>
-      <w:r>
-        <w:t xml:space="preserve"> </w:t>
-      </w:r>
-      <w:r>
-        <w:t xml:space="preserve">for those geographies and creates</w:t>
-      </w:r>
-      <w:r>
-        <w:t xml:space="preserve"> </w:t>
-      </w:r>
-      <w:r>
-        <w:rPr>
-          <w:bCs/>
-          <w:b/>
-        </w:rPr>
-        <w:t xml:space="preserve">no</w:t>
+        <w:t xml:space="preserve">[Amended v2.4] Middle East DR is offered cross-geo into Europe (DEC-001 RESOLVED).</w:t>
+      </w:r>
+      <w:r>
+        <w:t xml:space="preserve"> </w:t>
+      </w:r>
+      <w:r>
+        <w:t xml:space="preserve">The Middle East programme is legal-owned and serves government/medical customers under data-residency/sovereignty laws. Per the latest legal position,</w:t>
+      </w:r>
+      <w:r>
+        <w:t xml:space="preserve"> </w:t>
+      </w:r>
+      <w:r>
+        <w:rPr>
+          <w:bCs/>
+          <w:b/>
+        </w:rPr>
+        <w:t xml:space="preserve">DR is now provided</w:t>
+      </w:r>
+      <w:r>
+        <w:t xml:space="preserve"> </w:t>
+      </w:r>
+      <w:r>
+        <w:t xml:space="preserve">for the Middle East: Prod and CVAL are provisioned in a weighted-selected</w:t>
+      </w:r>
+      <w:r>
+        <w:t xml:space="preserve"> </w:t>
+      </w:r>
+      <w:r>
+        <w:rPr>
+          <w:bCs/>
+          <w:b/>
+        </w:rPr>
+        <w:t xml:space="preserve">Middle East</w:t>
+      </w:r>
+      <w:r>
+        <w:t xml:space="preserve"> </w:t>
+      </w:r>
+      <w:r>
+        <w:t xml:space="preserve">Standard region (separate CRGs per ENV-003), and</w:t>
+      </w:r>
+      <w:r>
+        <w:t xml:space="preserve"> </w:t>
+      </w:r>
+      <w:r>
+        <w:rPr>
+          <w:bCs/>
+          <w:b/>
+        </w:rPr>
+        <w:t xml:space="preserve">DR is placed cross-geo in a weighted-selected Europe Standard region</w:t>
+      </w:r>
+      <w:r>
+        <w:t xml:space="preserve"> </w:t>
+      </w:r>
+      <w:r>
+        <w:t xml:space="preserve">— Europe being an approved DR destination for the Middle East (assumption</w:t>
+      </w:r>
+      <w:r>
+        <w:t xml:space="preserve"> </w:t>
+      </w:r>
+      <w:r>
+        <w:rPr>
+          <w:bCs/>
+          <w:b/>
+        </w:rPr>
+        <w:t xml:space="preserve">A-ME1</w:t>
+      </w:r>
+      <w:r>
+        <w:t xml:space="preserve">; per-country carve-outs are handled via configuration and are out of scope of the engine). Both region selections use the</w:t>
+      </w:r>
+      <w:r>
+        <w:t xml:space="preserve"> </w:t>
+      </w:r>
+      <w:r>
+        <w:rPr>
+          <w:bCs/>
+          <w:b/>
+        </w:rPr>
+        <w:t xml:space="preserve">weighted capacity model</w:t>
+      </w:r>
+      <w:r>
+        <w:t xml:space="preserve"> </w:t>
+      </w:r>
+      <w:r>
+        <w:t xml:space="preserve">(DR-020, REG-002/REG-003, PLC-010b). The placement/DR engine emits a real</w:t>
+      </w:r>
+      <w:r>
+        <w:t xml:space="preserve"> </w:t>
+      </w:r>
+      <w:r>
+        <w:rPr>
+          <w:rStyle w:val="VerbatimChar"/>
+        </w:rPr>
+        <w:t xml:space="preserve">dr_region</w:t>
+      </w:r>
+      <w:r>
+        <w:t xml:space="preserve"> </w:t>
+      </w:r>
+      <w:r>
+        <w:t xml:space="preserve">in Europe for Middle East sources, creates a</w:t>
       </w:r>
       <w:r>
         <w:t xml:space="preserve"> </w:t>
@@ -2014,124 +2079,65 @@
         <w:t xml:space="preserve"> </w:t>
       </w:r>
       <w:r>
-        <w:t xml:space="preserve">entry,</w:t>
-      </w:r>
-      <w:r>
-        <w:t xml:space="preserve"> </w:t>
-      </w:r>
-      <w:r>
-        <w:rPr>
-          <w:bCs/>
-          <w:b/>
-        </w:rPr>
-        <w:t xml:space="preserve">no</w:t>
-      </w:r>
-      <w:r>
-        <w:t xml:space="preserve"> </w:t>
-      </w:r>
-      <w:r>
-        <w:t xml:space="preserve">DR earmark, and</w:t>
-      </w:r>
-      <w:r>
-        <w:t xml:space="preserve"> </w:t>
-      </w:r>
-      <w:r>
-        <w:rPr>
-          <w:bCs/>
-          <w:b/>
-        </w:rPr>
-        <w:t xml:space="preserve">no</w:t>
-      </w:r>
-      <w:r>
-        <w:t xml:space="preserve"> </w:t>
-      </w:r>
-      <w:r>
-        <w:t xml:space="preserve">cross-geo activation. The Switzerland North cross-geo path (REG-002/HC-10) is</w:t>
-      </w:r>
-      <w:r>
-        <w:t xml:space="preserve"> </w:t>
-      </w:r>
-      <w:r>
-        <w:rPr>
-          <w:bCs/>
-          <w:b/>
-        </w:rPr>
-        <w:t xml:space="preserve">pre-configured but inactive</w:t>
-      </w:r>
-      <w:r>
-        <w:t xml:space="preserve"> </w:t>
-      </w:r>
-      <w:r>
-        <w:t xml:space="preserve">for the Middle East; it activates</w:t>
-      </w:r>
-      <w:r>
-        <w:t xml:space="preserve"> </w:t>
-      </w:r>
-      <w:r>
-        <w:rPr>
-          <w:bCs/>
-          <w:b/>
-        </w:rPr>
-        <w:t xml:space="preserve">only</w:t>
-      </w:r>
-      <w:r>
-        <w:t xml:space="preserve"> </w:t>
-      </w:r>
-      <w:r>
-        <w:t xml:space="preserve">if Legal clears DEC-001, via a config flip (</w:t>
-      </w:r>
-      <w:r>
-        <w:rPr>
-          <w:rStyle w:val="VerbatimChar"/>
-        </w:rPr>
-        <w:t xml:space="preserve">dr_not_offered["Middle East"] = false</w:t>
-      </w:r>
-      <w:r>
-        <w:t xml:space="preserve">) with</w:t>
-      </w:r>
-      <w:r>
-        <w:t xml:space="preserve"> </w:t>
-      </w:r>
-      <w:r>
-        <w:rPr>
-          <w:bCs/>
-          <w:b/>
-        </w:rPr>
-        <w:t xml:space="preserve">no code change</w:t>
+        <w:t xml:space="preserve">entry, reserves a DR earmark</w:t>
+      </w:r>
+      <w:r>
+        <w:t xml:space="preserve"> </w:t>
+      </w:r>
+      <w:r>
+        <w:rPr>
+          <w:bCs/>
+          <w:b/>
+        </w:rPr>
+        <w:t xml:space="preserve">at the Europe destination</w:t>
+      </w:r>
+      <w:r>
+        <w:t xml:space="preserve">, and performs cross-geo activation. Because CVAL now co-locates with</w:t>
+      </w:r>
+      <w:r>
+        <w:t xml:space="preserve"> </w:t>
+      </w:r>
+      <w:r>
+        <w:rPr>
+          <w:bCs/>
+          <w:b/>
+        </w:rPr>
+        <w:t xml:space="preserve">Prod locally</w:t>
+      </w:r>
+      <w:r>
+        <w:t xml:space="preserve"> </w:t>
+      </w:r>
+      <w:r>
+        <w:t xml:space="preserve">(not with DR), the CVAL-sacrifice DR bootstrap (DR-005/006) does</w:t>
+      </w:r>
+      <w:r>
+        <w:t xml:space="preserve"> </w:t>
+      </w:r>
+      <w:r>
+        <w:rPr>
+          <w:bCs/>
+          <w:b/>
+        </w:rPr>
+        <w:t xml:space="preserve">not</w:t>
+      </w:r>
+      <w:r>
+        <w:t xml:space="preserve"> </w:t>
+      </w:r>
+      <w:r>
+        <w:t xml:space="preserve">apply to the Middle East; Middle East DR uses</w:t>
+      </w:r>
+      <w:r>
+        <w:t xml:space="preserve"> </w:t>
+      </w:r>
+      <w:r>
+        <w:rPr>
+          <w:bCs/>
+          <w:b/>
+        </w:rPr>
+        <w:t xml:space="preserve">dedicated reserved capacity in Europe</w:t>
       </w:r>
       <w:r>
         <w:t xml:space="preserve">.</w:t>
-      </w:r>
-      <w:r>
-        <w:t xml:space="preserve"> </w:t>
-      </w:r>
-      <w:r>
-        <w:rPr>
-          <w:rStyle w:val="VerbatimChar"/>
-        </w:rPr>
-        <w:t xml:space="preserve">DR_NOT_OFFERED</w:t>
-      </w:r>
-      <w:r>
-        <w:t xml:space="preserve"> </w:t>
-      </w:r>
-      <w:r>
-        <w:t xml:space="preserve">is evaluated</w:t>
-      </w:r>
-      <w:r>
-        <w:t xml:space="preserve"> </w:t>
-      </w:r>
-      <w:r>
-        <w:rPr>
-          <w:bCs/>
-          <w:b/>
-        </w:rPr>
-        <w:t xml:space="preserve">before</w:t>
-      </w:r>
-      <w:r>
-        <w:t xml:space="preserve"> </w:t>
-      </w:r>
-      <w:r>
-        <w:t xml:space="preserve">any cross-geo extension.</w:t>
       </w:r>
       <w:r>
         <w:t xml:space="preserve"> </w:t>
@@ -6895,6 +6901,107 @@
       </w:pPr>
       <w:r>
         <w:rPr>
+          <w:bCs/>
+          <w:b/>
+        </w:rPr>
+        <w:t xml:space="preserve">Note on the PS_DR δ term:</w:t>
+      </w:r>
+      <w:r>
+        <w:t xml:space="preserve"> </w:t>
+      </w:r>
+      <w:r>
+        <w:rPr>
+          <w:rStyle w:val="VerbatimChar"/>
+        </w:rPr>
+        <w:t xml:space="preserve">dr.coverage_ratio</w:t>
+      </w:r>
+      <w:r>
+        <w:t xml:space="preserve"> </w:t>
+      </w:r>
+      <w:r>
+        <w:t xml:space="preserve">is</w:t>
+      </w:r>
+      <w:r>
+        <w:t xml:space="preserve"> </w:t>
+      </w:r>
+      <w:r>
+        <w:rPr>
+          <w:rStyle w:val="VerbatimChar"/>
+        </w:rPr>
+        <w:t xml:space="preserve">dr.quantity / Destination_DR_Requirement(region)</w:t>
+      </w:r>
+      <w:r>
+        <w:t xml:space="preserve">, where</w:t>
+      </w:r>
+      <w:r>
+        <w:t xml:space="preserve"> </w:t>
+      </w:r>
+      <w:r>
+        <w:rPr>
+          <w:rStyle w:val="VerbatimChar"/>
+        </w:rPr>
+        <w:t xml:space="preserve">Destination_DR_Requirement(region) = MAX(source portions)</w:t>
+      </w:r>
+      <w:r>
+        <w:t xml:space="preserve"> </w:t>
+      </w:r>
+      <w:r>
+        <w:t xml:space="preserve">(max-not-sum, A.6/DR-017). The</w:t>
+      </w:r>
+      <w:r>
+        <w:t xml:space="preserve"> </w:t>
+      </w:r>
+      <w:r>
+        <w:rPr>
+          <w:rStyle w:val="VerbatimChar"/>
+        </w:rPr>
+        <w:t xml:space="preserve">dr_ratio_target</w:t>
+      </w:r>
+      <w:r>
+        <w:t xml:space="preserve"> </w:t>
+      </w:r>
+      <w:r>
+        <w:t xml:space="preserve">divisor here is only a</w:t>
+      </w:r>
+      <w:r>
+        <w:t xml:space="preserve"> </w:t>
+      </w:r>
+      <w:r>
+        <w:rPr>
+          <w:bCs/>
+          <w:b/>
+        </w:rPr>
+        <w:t xml:space="preserve">configurable normalization reference for the coverage-health signal</w:t>
+      </w:r>
+      <w:r>
+        <w:t xml:space="preserve"> </w:t>
+      </w:r>
+      <w:r>
+        <w:t xml:space="preserve">— it is</w:t>
+      </w:r>
+      <w:r>
+        <w:t xml:space="preserve"> </w:t>
+      </w:r>
+      <w:r>
+        <w:rPr>
+          <w:bCs/>
+          <w:b/>
+        </w:rPr>
+        <w:t xml:space="preserve">not</w:t>
+      </w:r>
+      <w:r>
+        <w:t xml:space="preserve"> </w:t>
+      </w:r>
+      <w:r>
+        <w:t xml:space="preserve">the retired fixed 30–40% DR-to-Prod sizing ratio (Calc Logic Reference Scenario 15 → 17). DR sizing itself uses max-not-sum, never a fixed ratio.</w:t>
+      </w:r>
+    </w:p>
+    <w:p>
+      <w:pPr>
+        <w:pStyle w:val="BodyText"/>
+      </w:pPr>
+      <w:r>
+        <w:rPr>
           <w:rStyle w:val="VerbatimChar"/>
         </w:rPr>
         <w:t xml:space="preserve">PS_Prod</w:t>
@@ -7510,169 +7617,102 @@
       </w:pPr>
       <w:r>
         <w:rPr>
-          <w:rStyle w:val="VerbatimChar"/>
-          <w:bCs/>
-          <w:b/>
+          <w:bCs/>
+          <w:b/>
+        </w:rPr>
+        <w:t xml:space="preserve">[Amended v2.4] Middle East sources contribute a cross-geo DR term at their Europe destination (DR-020, DEC-001 RESOLVED).</w:t>
+      </w:r>
+      <w:r>
+        <w:t xml:space="preserve"> </w:t>
+      </w:r>
+      <w:r>
+        <w:t xml:space="preserve">Middle East sources are now DR-protected cross-geo into a weighted-selected Europe Standard region. Each Middle East source therefore contributes a</w:t>
+      </w:r>
+      <w:r>
+        <w:t xml:space="preserve"> </w:t>
+      </w:r>
+      <w:r>
+        <w:rPr>
+          <w:rStyle w:val="VerbatimChar"/>
+        </w:rPr>
+        <w:t xml:space="preserve">Workload_Portion(s → d)</w:t>
+      </w:r>
+      <w:r>
+        <w:t xml:space="preserve"> </w:t>
+      </w:r>
+      <w:r>
+        <w:t xml:space="preserve">term at its Europe destination, produces a</w:t>
+      </w:r>
+      <w:r>
+        <w:t xml:space="preserve"> </w:t>
+      </w:r>
+      <w:r>
+        <w:rPr>
+          <w:rStyle w:val="VerbatimChar"/>
+        </w:rPr>
+        <w:t xml:space="preserve">SourceDestinationDRIndex</w:t>
+      </w:r>
+      <w:r>
+        <w:t xml:space="preserve"> </w:t>
+      </w:r>
+      <w:r>
+        <w:t xml:space="preserve">entry, and reserves</w:t>
+      </w:r>
+      <w:r>
+        <w:t xml:space="preserve"> </w:t>
+      </w:r>
+      <w:r>
+        <w:rPr>
+          <w:rStyle w:val="VerbatimChar"/>
+        </w:rPr>
+        <w:t xml:space="preserve">DR_Earmark_vCPU</w:t>
+      </w:r>
+      <w:r>
+        <w:t xml:space="preserve"> </w:t>
+      </w:r>
+      <w:r>
+        <w:rPr>
+          <w:bCs/>
+          <w:b/>
+        </w:rPr>
+        <w:t xml:space="preserve">at that Europe destination</w:t>
+      </w:r>
+      <w:r>
+        <w:t xml:space="preserve"> </w:t>
+      </w:r>
+      <w:r>
+        <w:t xml:space="preserve">— where the</w:t>
+      </w:r>
+      <w:r>
+        <w:t xml:space="preserve"> </w:t>
+      </w:r>
+      <w:r>
+        <w:rPr>
+          <w:bCs/>
+          <w:b/>
+        </w:rPr>
+        <w:t xml:space="preserve">max-not-sum</w:t>
+      </w:r>
+      <w:r>
+        <w:t xml:space="preserve"> </w:t>
+      </w:r>
+      <w:r>
+        <w:t xml:space="preserve">rule (DR-017) applies across all sources (Middle East and any European sources) that fail over to the same Europe region. This adds DR load to Europe; Europe destinations must size for the maximum concurrent DR requirement, not the sum. Any remaining</w:t>
+      </w:r>
+      <w:r>
+        <w:t xml:space="preserve"> </w:t>
+      </w:r>
+      <w:r>
+        <w:rPr>
+          <w:rStyle w:val="VerbatimChar"/>
         </w:rPr>
         <w:t xml:space="preserve">DR_NOT_OFFERED</w:t>
       </w:r>
       <w:r>
-        <w:rPr>
-          <w:bCs/>
-          <w:b/>
-        </w:rPr>
-        <w:t xml:space="preserve"> </w:t>
-      </w:r>
-      <w:r>
-        <w:rPr>
-          <w:bCs/>
-          <w:b/>
-        </w:rPr>
-        <w:t xml:space="preserve">geographies are excluded from this sizing (DR-014, DEC-001).</w:t>
-      </w:r>
-      <w:r>
-        <w:t xml:space="preserve"> </w:t>
-      </w:r>
-      <w:r>
-        <w:t xml:space="preserve">Sources in a geography flagged</w:t>
-      </w:r>
-      <w:r>
-        <w:t xml:space="preserve"> </w:t>
-      </w:r>
-      <w:r>
-        <w:rPr>
-          <w:rStyle w:val="VerbatimChar"/>
-        </w:rPr>
-        <w:t xml:space="preserve">DR_NOT_OFFERED</w:t>
-      </w:r>
-      <w:r>
-        <w:t xml:space="preserve"> </w:t>
-      </w:r>
-      <w:r>
-        <w:t xml:space="preserve">— the Middle East today — contribute</w:t>
-      </w:r>
-      <w:r>
-        <w:t xml:space="preserve"> </w:t>
-      </w:r>
-      <w:r>
-        <w:rPr>
-          <w:bCs/>
-          <w:b/>
-        </w:rPr>
-        <w:t xml:space="preserve">no</w:t>
-      </w:r>
-      <w:r>
-        <w:t xml:space="preserve"> </w:t>
-      </w:r>
-      <w:r>
-        <w:rPr>
-          <w:rStyle w:val="VerbatimChar"/>
-        </w:rPr>
-        <w:t xml:space="preserve">Workload_Portion(s → d)</w:t>
-      </w:r>
-      <w:r>
-        <w:t xml:space="preserve"> </w:t>
-      </w:r>
-      <w:r>
-        <w:t xml:space="preserve">term, produce</w:t>
-      </w:r>
-      <w:r>
-        <w:t xml:space="preserve"> </w:t>
-      </w:r>
-      <w:r>
-        <w:rPr>
-          <w:bCs/>
-          <w:b/>
-        </w:rPr>
-        <w:t xml:space="preserve">no</w:t>
-      </w:r>
-      <w:r>
-        <w:t xml:space="preserve"> </w:t>
-      </w:r>
-      <w:r>
-        <w:rPr>
-          <w:rStyle w:val="VerbatimChar"/>
-        </w:rPr>
-        <w:t xml:space="preserve">SourceDestinationDRIndex</w:t>
-      </w:r>
-      <w:r>
-        <w:t xml:space="preserve"> </w:t>
-      </w:r>
-      <w:r>
-        <w:t xml:space="preserve">entry, and reserve</w:t>
-      </w:r>
-      <w:r>
-        <w:t xml:space="preserve"> </w:t>
-      </w:r>
-      <w:r>
-        <w:rPr>
-          <w:bCs/>
-          <w:b/>
-        </w:rPr>
-        <w:t xml:space="preserve">no</w:t>
-      </w:r>
-      <w:r>
-        <w:t xml:space="preserve"> </w:t>
-      </w:r>
-      <w:r>
-        <w:rPr>
-          <w:rStyle w:val="VerbatimChar"/>
-        </w:rPr>
-        <w:t xml:space="preserve">DR_Earmark_vCPU</w:t>
-      </w:r>
-      <w:r>
-        <w:t xml:space="preserve"> </w:t>
-      </w:r>
-      <w:r>
-        <w:t xml:space="preserve">at any destination. Their production is still sized and governed, but they carry no DR requirement, so they never enter</w:t>
-      </w:r>
-      <w:r>
-        <w:t xml:space="preserve"> </w:t>
-      </w:r>
-      <w:r>
-        <w:rPr>
-          <w:rStyle w:val="VerbatimChar"/>
-        </w:rPr>
-        <w:t xml:space="preserve">Destination_DR_Requirement</w:t>
-      </w:r>
-      <w:r>
-        <w:t xml:space="preserve">,</w:t>
-      </w:r>
-      <w:r>
-        <w:t xml:space="preserve"> </w:t>
-      </w:r>
-      <w:r>
-        <w:rPr>
-          <w:rStyle w:val="VerbatimChar"/>
-        </w:rPr>
-        <w:t xml:space="preserve">DR_Capacity_Gap</w:t>
-      </w:r>
-      <w:r>
-        <w:t xml:space="preserve">, or</w:t>
-      </w:r>
-      <w:r>
-        <w:t xml:space="preserve"> </w:t>
-      </w:r>
-      <w:r>
-        <w:rPr>
-          <w:rStyle w:val="VerbatimChar"/>
-        </w:rPr>
-        <w:t xml:space="preserve">Overcommit_Ratio</w:t>
-      </w:r>
-      <w:r>
-        <w:t xml:space="preserve">. Should Legal clear DEC-001 (config flip</w:t>
-      </w:r>
-      <w:r>
-        <w:t xml:space="preserve"> </w:t>
-      </w:r>
-      <w:r>
-        <w:rPr>
-          <w:rStyle w:val="VerbatimChar"/>
-        </w:rPr>
-        <w:t xml:space="preserve">dr_not_offered["Middle East"] = false</w:t>
-      </w:r>
-      <w:r>
-        <w:t xml:space="preserve">, no code change), the affected sources begin contributing their max-not-sum term at that point.</w:t>
+        <w:t xml:space="preserve"> </w:t>
+      </w:r>
+      <w:r>
+        <w:t xml:space="preserve">geography (a future config state, not the Middle East) would still be excluded from sizing as before.</w:t>
       </w:r>
       <w:r>
         <w:t xml:space="preserve"> </w:t>
@@ -11006,7 +11046,7 @@
               <w:jc w:val="left"/>
             </w:pPr>
             <w:r>
-              <w:t xml:space="preserve">two-region CVAL/DR co-location enforcement</w:t>
+              <w:t xml:space="preserve">two-region CVAL/DR co-location enforcement (EU/Australia/Asia Pacific)</w:t>
             </w:r>
           </w:p>
         </w:tc>
@@ -11022,6 +11062,84 @@
                 <w:rStyle w:val="VerbatimChar"/>
               </w:rPr>
               <w:t xml:space="preserve">CVALEarmarkRecord</w:t>
+            </w:r>
+            <w:r>
+              <w:t xml:space="preserve">; T7</w:t>
+            </w:r>
+          </w:p>
+        </w:tc>
+      </w:tr>
+      <w:tr>
+        <w:tc>
+          <w:tcPr/>
+          <w:p>
+            <w:pPr>
+              <w:pStyle w:val="Compact"/>
+              <w:jc w:val="left"/>
+            </w:pPr>
+            <w:r>
+              <w:t xml:space="preserve">PLC-010b</w:t>
+            </w:r>
+            <w:r>
+              <w:t xml:space="preserve"> </w:t>
+            </w:r>
+            <w:r>
+              <w:rPr>
+                <w:bCs/>
+                <w:b/>
+              </w:rPr>
+              <w:t xml:space="preserve">[Amended v2.4]</w:t>
+            </w:r>
+          </w:p>
+        </w:tc>
+        <w:tc>
+          <w:tcPr/>
+          <w:p>
+            <w:pPr>
+              <w:pStyle w:val="Compact"/>
+              <w:jc w:val="left"/>
+            </w:pPr>
+            <w:r>
+              <w:t xml:space="preserve">Placement Engine, DR Orchestrator</w:t>
+            </w:r>
+          </w:p>
+        </w:tc>
+        <w:tc>
+          <w:tcPr/>
+          <w:p>
+            <w:pPr>
+              <w:pStyle w:val="Compact"/>
+              <w:jc w:val="left"/>
+            </w:pPr>
+            <w:r>
+              <w:t xml:space="preserve">Middle East cross-geo override: Prod+CVAL co-locate in a weighted-selected Middle East region, DR placed cross-geo in a weighted-selected Europe region (overrides PLC-010a for the Middle East)</w:t>
+            </w:r>
+          </w:p>
+        </w:tc>
+        <w:tc>
+          <w:tcPr/>
+          <w:p>
+            <w:pPr>
+              <w:pStyle w:val="Compact"/>
+              <w:jc w:val="left"/>
+            </w:pPr>
+            <w:r>
+              <w:rPr>
+                <w:rStyle w:val="VerbatimChar"/>
+              </w:rPr>
+              <w:t xml:space="preserve">CVALEarmarkRecord</w:t>
+            </w:r>
+            <w:r>
+              <w:t xml:space="preserve">;</w:t>
+            </w:r>
+            <w:r>
+              <w:t xml:space="preserve"> </w:t>
+            </w:r>
+            <w:r>
+              <w:rPr>
+                <w:rStyle w:val="VerbatimChar"/>
+              </w:rPr>
+              <w:t xml:space="preserve">SourceDestinationDRIndex</w:t>
             </w:r>
             <w:r>
               <w:t xml:space="preserve">; T7</w:t>
@@ -12544,35 +12662,13 @@
                 <w:bCs/>
                 <w:b/>
               </w:rPr>
-              <w:t xml:space="preserve">current position</w:t>
-            </w:r>
-            <w:r>
-              <w:rPr>
-                <w:bCs/>
-                <w:b/>
-              </w:rPr>
+              <w:t xml:space="preserve">[Amended v2.4] DEC-001 RESOLVED: Middle East DR is offered cross-geo into a weighted-selected Europe Standard region</w:t>
+            </w:r>
+            <w:r>
               <w:t xml:space="preserve"> </w:t>
             </w:r>
             <w:r>
-              <w:rPr>
-                <w:rStyle w:val="VerbatimChar"/>
-                <w:bCs/>
-                <w:b/>
-              </w:rPr>
-              <w:t xml:space="preserve">DR_NOT_OFFERED</w:t>
-            </w:r>
-            <w:r>
-              <w:rPr>
-                <w:bCs/>
-                <w:b/>
-              </w:rPr>
-              <w:t xml:space="preserve">, pending legal review</w:t>
-            </w:r>
-            <w:r>
-              <w:t xml:space="preserve"> </w:t>
-            </w:r>
-            <w:r>
-              <w:t xml:space="preserve">(production allowed, no DR, Switzerland North path inactive until config flip); failback duration; geo-exception approver; groupQuotas maturity</w:t>
+              <w:t xml:space="preserve">(Prod+CVAL co-located in a Middle East region, DR reserved in Europe, weighted model, DR-020); failback duration; geo-exception approver; groupQuotas maturity</w:t>
             </w:r>
           </w:p>
         </w:tc>

--- a/Design/acrme_technical_design_document.docx
+++ b/Design/acrme_technical_design_document.docx
@@ -6778,7 +6778,7 @@
         <w:rPr>
           <w:rStyle w:val="VerbatimChar"/>
         </w:rPr>
-        <w:t xml:space="preserve">              + 0.25·Clamp(1 - prod_customer_count / total_customers)</w:t>
+        <w:t xml:space="preserve">              + 0.25·Clamp(1 - prod_customer_count / total_customers(g))</w:t>
       </w:r>
       <w:r>
         <w:br/>
@@ -6826,7 +6826,7 @@
         <w:rPr>
           <w:rStyle w:val="VerbatimChar"/>
         </w:rPr>
-        <w:t xml:space="preserve">              + 0.25·Clamp(1 - nonprod_customer_count / total_customers)</w:t>
+        <w:t xml:space="preserve">              + 0.25·Clamp(1 - nonprod_customer_count / total_customers(g))</w:t>
       </w:r>
       <w:r>
         <w:br/>
@@ -6874,7 +6874,7 @@
         <w:rPr>
           <w:rStyle w:val="VerbatimChar"/>
         </w:rPr>
-        <w:t xml:space="preserve">              + 0.25·Clamp(1 - dr_customer_count / total_customers)</w:t>
+        <w:t xml:space="preserve">              + 0.25·Clamp(1 - dr_customer_count / total_customers(g))</w:t>
       </w:r>
       <w:r>
         <w:br/>
@@ -6898,6 +6898,78 @@
     <w:p>
       <w:pPr>
         <w:pStyle w:val="FirstParagraph"/>
+      </w:pPr>
+      <w:r>
+        <w:rPr>
+          <w:bCs/>
+          <w:b/>
+        </w:rPr>
+        <w:t xml:space="preserve">γ denominator (PLC-012, A.10)</w:t>
+      </w:r>
+      <w:r>
+        <w:rPr>
+          <w:bCs/>
+          <w:b/>
+        </w:rPr>
+        <w:t xml:space="preserve"> </w:t>
+      </w:r>
+      <w:r>
+        <w:rPr>
+          <w:rStyle w:val="VerbatimChar"/>
+          <w:bCs/>
+          <w:b/>
+        </w:rPr>
+        <w:t xml:space="preserve">[Decided]</w:t>
+      </w:r>
+      <w:r>
+        <w:rPr>
+          <w:bCs/>
+          <w:b/>
+        </w:rPr>
+        <w:t xml:space="preserve">:</w:t>
+      </w:r>
+      <w:r>
+        <w:t xml:space="preserve"> </w:t>
+      </w:r>
+      <w:r>
+        <w:rPr>
+          <w:rStyle w:val="VerbatimChar"/>
+        </w:rPr>
+        <w:t xml:space="preserve">total_customers(g)</w:t>
+      </w:r>
+      <w:r>
+        <w:t xml:space="preserve"> </w:t>
+      </w:r>
+      <w:r>
+        <w:t xml:space="preserve">is the count of distinct customers with any environment (Prod, CVAL or DR) provisioned or being deployed in any region of the scored region’s geography</w:t>
+      </w:r>
+      <w:r>
+        <w:t xml:space="preserve"> </w:t>
+      </w:r>
+      <w:r>
+        <w:rPr>
+          <w:iCs/>
+          <w:i/>
+        </w:rPr>
+        <w:t xml:space="preserve">g</w:t>
+      </w:r>
+      <w:r>
+        <w:t xml:space="preserve">. It is one live count per geography, shared by all three scores.</w:t>
+      </w:r>
+      <w:r>
+        <w:t xml:space="preserve"> </w:t>
+      </w:r>
+      <w:r>
+        <w:rPr>
+          <w:bCs/>
+          <w:b/>
+        </w:rPr>
+        <w:t xml:space="preserve">γ = 1 when it is zero.</w:t>
+      </w:r>
+    </w:p>
+    <w:p>
+      <w:pPr>
+        <w:pStyle w:val="BodyText"/>
       </w:pPr>
       <w:r>
         <w:rPr>
@@ -10788,43 +10860,58 @@
               <w:jc w:val="left"/>
             </w:pPr>
             <w:r>
-              <w:t xml:space="preserve">POC-031/032</w:t>
-            </w:r>
-          </w:p>
-        </w:tc>
-        <w:tc>
-          <w:tcPr/>
-          <w:p>
-            <w:pPr>
-              <w:pStyle w:val="Compact"/>
-              <w:jc w:val="left"/>
-            </w:pPr>
-            <w:r>
-              <w:t xml:space="preserve">Tier 2 quota-neutral transfer within a group/pool</w:t>
-            </w:r>
-          </w:p>
-        </w:tc>
-        <w:tc>
-          <w:tcPr/>
-          <w:p>
-            <w:pPr>
-              <w:pStyle w:val="Compact"/>
-              <w:jc w:val="left"/>
-            </w:pPr>
-            <w:r>
-              <w:t xml:space="preserve">Section 13 baseline Tier 2</w:t>
-            </w:r>
-          </w:p>
-        </w:tc>
-        <w:tc>
-          <w:tcPr/>
-          <w:p>
-            <w:pPr>
-              <w:pStyle w:val="Compact"/>
-              <w:jc w:val="left"/>
-            </w:pPr>
-            <w:r>
-              <w:t xml:space="preserve">Required</w:t>
+              <w:t xml:space="preserve">POC-001 (Tier 2 use)</w:t>
+            </w:r>
+          </w:p>
+        </w:tc>
+        <w:tc>
+          <w:tcPr/>
+          <w:p>
+            <w:pPr>
+              <w:pStyle w:val="Compact"/>
+              <w:jc w:val="left"/>
+            </w:pPr>
+            <w:r>
+              <w:t xml:space="preserve">Tier 2 quota-neutral transfer within the single pool: after a Quota Group transfer, does the deploying (consumer) subscription hold enough VM-family and total regional vCPU? (QUA-003, QUA-004, QUA-007)</w:t>
+            </w:r>
+          </w:p>
+        </w:tc>
+        <w:tc>
+          <w:tcPr/>
+          <w:p>
+            <w:pPr>
+              <w:pStyle w:val="Compact"/>
+              <w:jc w:val="left"/>
+            </w:pPr>
+            <w:r>
+              <w:t xml:space="preserve">ADR-003</w:t>
+            </w:r>
+            <w:r>
+              <w:t xml:space="preserve"> </w:t>
+            </w:r>
+            <w:r>
+              <w:t xml:space="preserve">“</w:t>
+            </w:r>
+            <w:r>
+              <w:t xml:space="preserve">Relationship to Emergency Tiers</w:t>
+            </w:r>
+            <w:r>
+              <w:t xml:space="preserve">”</w:t>
+            </w:r>
+            <w:r>
+              <w:t xml:space="preserve">; Section 9 Tier 2</w:t>
+            </w:r>
+          </w:p>
+        </w:tc>
+        <w:tc>
+          <w:tcPr/>
+          <w:p>
+            <w:pPr>
+              <w:pStyle w:val="Compact"/>
+              <w:jc w:val="left"/>
+            </w:pPr>
+            <w:r>
+              <w:t xml:space="preserve">Required — Tier 2 stays approval-gated until proven (ADR-003)</w:t>
             </w:r>
           </w:p>
         </w:tc>
